--- a/public/templates/pricetag/turun-harga-tgg-allocation-2.docx
+++ b/public/templates/pricetag/turun-harga-tgg-allocation-2.docx
@@ -154,7 +154,7 @@
         <w:pict w14:anchorId="5DB94578">
           <v:shape id="_x0000_s1034" type="#_x0000_t136" style="position:absolute;margin-left:228pt;margin-top:-4.5pt;width:62.4pt;height:27pt;z-index:251666432" fillcolor="red" stroked="f" strokecolor="#002060" strokeweight="1.5pt">
             <v:shadow color="#900"/>
-            <v:textpath style="font-family:&quot;Arial Narrow&quot;;font-weight:bold;v-text-kern:t" trim="t" fitpath="t" string="Akhir Periode : &#10;&lt;&lt;Periode&gt;&gt;"/>
+            <v:textpath style="font-family:&quot;Arial Black&quot;;Arial Narrow&quot;;font-weight:bold;v-text-kern:t" trim="t" fitpath="t" string="Akhir Periode : &#10;&lt;&lt;Periode&gt;&gt;"/>
           </v:shape>
         </w:pict>
       </w:r>
